--- a/files/CV_TE.docx
+++ b/files/CV_TE.docx
@@ -1,6 +1,6 @@
 
 <file path=word/document.xml><?xml version="1.0" encoding="utf-8"?>
-<w:document xmlns:wpc="http://schemas.microsoft.com/office/word/2010/wordprocessingCanvas" xmlns:cx="http://schemas.microsoft.com/office/drawing/2014/chartex" xmlns:cx1="http://schemas.microsoft.com/office/drawing/2015/9/8/chartex" xmlns:cx2="http://schemas.microsoft.com/office/drawing/2015/10/21/chartex" xmlns:cx3="http://schemas.microsoft.com/office/drawing/2016/5/9/chartex" xmlns:cx4="http://schemas.microsoft.com/office/drawing/2016/5/10/chartex" xmlns:cx5="http://schemas.microsoft.com/office/drawing/2016/5/11/chartex" xmlns:cx6="http://schemas.microsoft.com/office/drawing/2016/5/12/chartex" xmlns:cx7="http://schemas.microsoft.com/office/drawing/2016/5/13/chartex" xmlns:cx8="http://schemas.microsoft.com/office/drawing/2016/5/14/chartex" xmlns:mc="http://schemas.openxmlformats.org/markup-compatibility/2006" xmlns:aink="http://schemas.microsoft.com/office/drawing/2016/ink" xmlns:am3d="http://schemas.microsoft.com/office/drawing/2017/model3d" xmlns:o="urn:schemas-microsoft-com:office:office" xmlns:oel="http://schemas.microsoft.com/office/2019/extlst" xmlns:r="http://schemas.openxmlformats.org/officeDocument/2006/relationships" xmlns:m="http://schemas.openxmlformats.org/officeDocument/2006/math" xmlns:v="urn:schemas-microsoft-com:vml" xmlns:wp14="http://schemas.microsoft.com/office/word/2010/wordprocessingDrawing" xmlns:wp="http://schemas.openxmlformats.org/drawingml/2006/wordprocessingDrawing" xmlns:w10="urn:schemas-microsoft-com:office:word" xmlns:w="http://schemas.openxmlformats.org/wordprocessingml/2006/main" xmlns:w14="http://schemas.microsoft.com/office/word/2010/wordml" xmlns:w15="http://schemas.microsoft.com/office/word/2012/wordml" xmlns:w16cex="http://schemas.microsoft.com/office/word/2018/wordml/cex" xmlns:w16cid="http://schemas.microsoft.com/office/word/2016/wordml/cid" xmlns:w16="http://schemas.microsoft.com/office/word/2018/wordml" xmlns:w16du="http://schemas.microsoft.com/office/word/2023/wordml/word16du" xmlns:w16sdtdh="http://schemas.microsoft.com/office/word/2020/wordml/sdtdatahash" xmlns:w16sdtfl="http://schemas.microsoft.com/office/word/2024/wordml/sdtformatlock" xmlns:w16se="http://schemas.microsoft.com/office/word/2015/wordml/symex" xmlns:wpg="http://schemas.microsoft.com/office/word/2010/wordprocessingGroup" xmlns:wpi="http://schemas.microsoft.com/office/word/2010/wordprocessingInk" xmlns:wne="http://schemas.microsoft.com/office/word/2006/wordml" xmlns:wps="http://schemas.microsoft.com/office/word/2010/wordprocessingShape" mc:Ignorable="w14 w15 w16se w16cid w16 w16cex w16sdtdh w16sdtfl w16du wp14">
+<w:document xmlns:wpc="http://schemas.microsoft.com/office/word/2010/wordprocessingCanvas" xmlns:cx="http://schemas.microsoft.com/office/drawing/2014/chartex" xmlns:cx1="http://schemas.microsoft.com/office/drawing/2015/9/8/chartex" xmlns:cx2="http://schemas.microsoft.com/office/drawing/2015/10/21/chartex" xmlns:cx3="http://schemas.microsoft.com/office/drawing/2016/5/9/chartex" xmlns:cx4="http://schemas.microsoft.com/office/drawing/2016/5/10/chartex" xmlns:cx5="http://schemas.microsoft.com/office/drawing/2016/5/11/chartex" xmlns:cx6="http://schemas.microsoft.com/office/drawing/2016/5/12/chartex" xmlns:cx7="http://schemas.microsoft.com/office/drawing/2016/5/13/chartex" xmlns:cx8="http://schemas.microsoft.com/office/drawing/2016/5/14/chartex" xmlns:mc="http://schemas.openxmlformats.org/markup-compatibility/2006" xmlns:m="http://schemas.openxmlformats.org/officeDocument/2006/math" xmlns:aink="http://schemas.microsoft.com/office/drawing/2016/ink" xmlns:am3d="http://schemas.microsoft.com/office/drawing/2017/model3d" xmlns:oel="http://schemas.microsoft.com/office/2019/extlst" xmlns:r="http://schemas.openxmlformats.org/officeDocument/2006/relationships" xmlns:wp14="http://schemas.microsoft.com/office/word/2010/wordprocessingDrawing" xmlns:wp="http://schemas.openxmlformats.org/drawingml/2006/wordprocessingDrawing" xmlns:wpg="http://schemas.microsoft.com/office/word/2010/wordprocessingGroup" xmlns:wpi="http://schemas.microsoft.com/office/word/2010/wordprocessingInk" xmlns:wps="http://schemas.microsoft.com/office/word/2010/wordprocessingShape" xmlns:o="urn:schemas-microsoft-com:office:office" xmlns:v="urn:schemas-microsoft-com:vml" xmlns:w10="urn:schemas-microsoft-com:office:word" xmlns:w="http://schemas.openxmlformats.org/wordprocessingml/2006/main" xmlns:w14="http://schemas.microsoft.com/office/word/2010/wordml" xmlns:w15="http://schemas.microsoft.com/office/word/2012/wordml" xmlns:w16cex="http://schemas.microsoft.com/office/word/2018/wordml/cex" xmlns:w16cid="http://schemas.microsoft.com/office/word/2016/wordml/cid" xmlns:w16="http://schemas.microsoft.com/office/word/2018/wordml" xmlns:w16sdtdh="http://schemas.microsoft.com/office/word/2020/wordml/sdtdatahash" xmlns:w16sdtfl="http://schemas.microsoft.com/office/word/2024/wordml/sdtformatlock" xmlns:w16se="http://schemas.microsoft.com/office/word/2015/wordml/symex" xmlns:w16du="http://schemas.microsoft.com/office/word/2023/wordml/word16du" xmlns:wne="http://schemas.microsoft.com/office/word/2006/wordml" mc:Ignorable="w14 w15 w16se w16cid w16 w16cex w16sdtdh w16sdtfl w16du wp14">
   <w:body>
     <w:p>
       <w:pPr>
@@ -36,7 +36,7 @@
           <w:bCs/>
           <w:lang w:val="en-GB"/>
         </w:rPr>
-        <w:t>June</w:t>
+        <w:t>August</w:t>
       </w:r>
       <w:r>
         <w:rPr>
@@ -351,7 +351,23 @@
           <w:szCs w:val="22"/>
           <w:lang w:val="en-GB"/>
         </w:rPr>
-        <w:t>2020-present</w:t>
+        <w:t>202</w:t>
+      </w:r>
+      <w:r>
+        <w:rPr>
+          <w:sz w:val="22"/>
+          <w:szCs w:val="22"/>
+          <w:lang w:val="en-GB"/>
+        </w:rPr>
+        <w:t>5</w:t>
+      </w:r>
+      <w:r>
+        <w:rPr>
+          <w:sz w:val="22"/>
+          <w:szCs w:val="22"/>
+          <w:lang w:val="en-GB"/>
+        </w:rPr>
+        <w:t>-present</w:t>
       </w:r>
       <w:r>
         <w:rPr>
@@ -376,6 +392,32 @@
           <w:lang w:val="en-US"/>
         </w:rPr>
         <w:t>, Department of Economics, Graz, AT</w:t>
+      </w:r>
+    </w:p>
+    <w:p>
+      <w:pPr>
+        <w:tabs>
+          <w:tab w:val="left" w:pos="2410"/>
+        </w:tabs>
+        <w:spacing w:line="276" w:lineRule="auto"/>
+        <w:rPr>
+          <w:i/>
+          <w:iCs/>
+          <w:sz w:val="22"/>
+          <w:szCs w:val="22"/>
+          <w:lang w:val="en-US"/>
+        </w:rPr>
+      </w:pPr>
+      <w:r>
+        <w:rPr>
+          <w:i/>
+          <w:iCs/>
+          <w:sz w:val="22"/>
+          <w:szCs w:val="22"/>
+          <w:lang w:val="en-US"/>
+        </w:rPr>
+        <w:tab/>
+        <w:t>Postdoc, Project Lead</w:t>
       </w:r>
     </w:p>
     <w:p>
@@ -414,6 +456,67 @@
         </w:rPr>
         <w:tab/>
         <w:t>Wegener Center for Climate and Global Change, Graz, AT</w:t>
+      </w:r>
+    </w:p>
+    <w:p>
+      <w:pPr>
+        <w:tabs>
+          <w:tab w:val="left" w:pos="2410"/>
+        </w:tabs>
+        <w:spacing w:line="276" w:lineRule="auto"/>
+        <w:rPr>
+          <w:sz w:val="22"/>
+          <w:szCs w:val="22"/>
+          <w:lang w:val="en-US"/>
+        </w:rPr>
+      </w:pPr>
+      <w:r>
+        <w:rPr>
+          <w:sz w:val="22"/>
+          <w:szCs w:val="22"/>
+          <w:lang w:val="en-GB"/>
+        </w:rPr>
+        <w:t>202</w:t>
+      </w:r>
+      <w:r>
+        <w:rPr>
+          <w:sz w:val="22"/>
+          <w:szCs w:val="22"/>
+          <w:lang w:val="en-GB"/>
+        </w:rPr>
+        <w:t>0</w:t>
+      </w:r>
+      <w:r>
+        <w:rPr>
+          <w:sz w:val="22"/>
+          <w:szCs w:val="22"/>
+          <w:lang w:val="en-GB"/>
+        </w:rPr>
+        <w:t>-</w:t>
+      </w:r>
+      <w:r>
+        <w:rPr>
+          <w:sz w:val="22"/>
+          <w:szCs w:val="22"/>
+          <w:lang w:val="en-GB"/>
+        </w:rPr>
+        <w:t>2025</w:t>
+      </w:r>
+      <w:r>
+        <w:rPr>
+          <w:sz w:val="22"/>
+          <w:szCs w:val="22"/>
+          <w:lang w:val="en-GB"/>
+        </w:rPr>
+        <w:tab/>
+      </w:r>
+      <w:r>
+        <w:rPr>
+          <w:sz w:val="22"/>
+          <w:szCs w:val="22"/>
+          <w:lang w:val="en-US"/>
+        </w:rPr>
+        <w:t>University of Graz, Department of Economics, Graz, AT</w:t>
       </w:r>
     </w:p>
     <w:p>
@@ -562,6 +665,53 @@
           <w:szCs w:val="22"/>
           <w:lang w:val="en-GB"/>
         </w:rPr>
+        <w:t>2022</w:t>
+      </w:r>
+      <w:r>
+        <w:rPr>
+          <w:sz w:val="22"/>
+          <w:szCs w:val="22"/>
+          <w:lang w:val="en-GB"/>
+        </w:rPr>
+        <w:tab/>
+      </w:r>
+      <w:r>
+        <w:rPr>
+          <w:i/>
+          <w:iCs/>
+          <w:sz w:val="22"/>
+          <w:szCs w:val="22"/>
+          <w:lang w:val="en-GB"/>
+        </w:rPr>
+        <w:t>Study semester</w:t>
+      </w:r>
+      <w:r>
+        <w:rPr>
+          <w:sz w:val="22"/>
+          <w:szCs w:val="22"/>
+          <w:lang w:val="en-GB"/>
+        </w:rPr>
+        <w:t>, CEU Vienna, AT</w:t>
+      </w:r>
+    </w:p>
+    <w:p>
+      <w:pPr>
+        <w:tabs>
+          <w:tab w:val="left" w:pos="2410"/>
+        </w:tabs>
+        <w:spacing w:after="120" w:line="276" w:lineRule="auto"/>
+        <w:rPr>
+          <w:sz w:val="22"/>
+          <w:szCs w:val="22"/>
+          <w:lang w:val="en-GB"/>
+        </w:rPr>
+      </w:pPr>
+      <w:r>
+        <w:rPr>
+          <w:sz w:val="22"/>
+          <w:szCs w:val="22"/>
+          <w:lang w:val="en-GB"/>
+        </w:rPr>
         <w:t>2017-</w:t>
       </w:r>
       <w:r>
@@ -789,7 +939,23 @@
           <w:lang w:val="en-GB"/>
         </w:rPr>
         <w:tab/>
-        <w:t>Research stay, VU Amsterdam, Dep. of Spatial Economics</w:t>
+        <w:t>Research stay</w:t>
+      </w:r>
+      <w:r>
+        <w:rPr>
+          <w:sz w:val="22"/>
+          <w:szCs w:val="22"/>
+          <w:lang w:val="en-GB"/>
+        </w:rPr>
+        <w:t>s</w:t>
+      </w:r>
+      <w:r>
+        <w:rPr>
+          <w:sz w:val="22"/>
+          <w:szCs w:val="22"/>
+          <w:lang w:val="en-GB"/>
+        </w:rPr>
+        <w:t>, VU Amsterdam, Dep. of Spatial Economics</w:t>
       </w:r>
       <w:r>
         <w:rPr>
@@ -865,7 +1031,7 @@
           <w:szCs w:val="22"/>
           <w:lang w:val="en-GB"/>
         </w:rPr>
-        <w:t>2022</w:t>
+        <w:t>2016</w:t>
       </w:r>
       <w:r>
         <w:rPr>
@@ -883,65 +1049,8 @@
           <w:szCs w:val="22"/>
           <w:lang w:val="en-GB"/>
         </w:rPr>
-        <w:t>Study semester</w:t>
-      </w:r>
-      <w:r>
-        <w:rPr>
-          <w:sz w:val="22"/>
-          <w:szCs w:val="22"/>
-          <w:lang w:val="en-GB"/>
-        </w:rPr>
-        <w:t>, CEU Vienna</w:t>
-      </w:r>
-      <w:r>
-        <w:rPr>
-          <w:sz w:val="22"/>
-          <w:szCs w:val="22"/>
-          <w:lang w:val="en-GB"/>
-        </w:rPr>
-        <w:t>, AT</w:t>
-      </w:r>
-    </w:p>
-    <w:p>
-      <w:pPr>
-        <w:tabs>
-          <w:tab w:val="left" w:pos="2410"/>
-        </w:tabs>
-        <w:spacing w:after="120" w:line="276" w:lineRule="auto"/>
-        <w:rPr>
-          <w:sz w:val="22"/>
-          <w:szCs w:val="22"/>
-          <w:lang w:val="en-GB"/>
-        </w:rPr>
-      </w:pPr>
-      <w:r>
-        <w:rPr>
-          <w:sz w:val="22"/>
-          <w:szCs w:val="22"/>
-          <w:lang w:val="en-GB"/>
-        </w:rPr>
-        <w:t>2016</w:t>
-      </w:r>
-      <w:r>
-        <w:rPr>
-          <w:sz w:val="22"/>
-          <w:szCs w:val="22"/>
-          <w:lang w:val="en-GB"/>
-        </w:rPr>
-        <w:tab/>
-      </w:r>
-      <w:proofErr w:type="spellStart"/>
-      <w:r>
-        <w:rPr>
-          <w:i/>
-          <w:iCs/>
-          <w:sz w:val="22"/>
-          <w:szCs w:val="22"/>
-          <w:lang w:val="en-GB"/>
-        </w:rPr>
-        <w:t>Internshipg</w:t>
-      </w:r>
-      <w:proofErr w:type="spellEnd"/>
+        <w:t>Internship</w:t>
+      </w:r>
       <w:r>
         <w:rPr>
           <w:sz w:val="22"/>
@@ -1035,7 +1144,23 @@
           <w:szCs w:val="22"/>
           <w:lang w:val="en-GB"/>
         </w:rPr>
-        <w:t xml:space="preserve">” [Working Paper] [With: Riccarda Rosebnall, </w:t>
+        <w:t>” [Working Paper] [With: Riccarda Rosen</w:t>
+      </w:r>
+      <w:r>
+        <w:rPr>
+          <w:sz w:val="22"/>
+          <w:szCs w:val="22"/>
+          <w:lang w:val="en-GB"/>
+        </w:rPr>
+        <w:t>b</w:t>
+      </w:r>
+      <w:r>
+        <w:rPr>
+          <w:sz w:val="22"/>
+          <w:szCs w:val="22"/>
+          <w:lang w:val="en-GB"/>
+        </w:rPr>
+        <w:t xml:space="preserve">all, </w:t>
       </w:r>
       <w:proofErr w:type="spellStart"/>
       <w:r>
@@ -1114,15 +1239,15 @@
           <w:szCs w:val="22"/>
           <w:lang w:val="en-GB"/>
         </w:rPr>
-        <w:t>J</w:t>
-      </w:r>
-      <w:r>
-        <w:rPr>
-          <w:sz w:val="22"/>
-          <w:szCs w:val="22"/>
-          <w:lang w:val="en-GB"/>
-        </w:rPr>
-        <w:t>MP, R&amp;R Environmental and Resource Economics</w:t>
+        <w:t>Environmental and Resource Economics</w:t>
+      </w:r>
+      <w:r>
+        <w:rPr>
+          <w:sz w:val="22"/>
+          <w:szCs w:val="22"/>
+          <w:lang w:val="en-GB"/>
+        </w:rPr>
+        <w:t>, 2026</w:t>
       </w:r>
       <w:r>
         <w:rPr>
@@ -1172,7 +1297,7 @@
           <w:szCs w:val="22"/>
           <w:lang w:val="en-GB"/>
         </w:rPr>
-        <w:t xml:space="preserve"> (PhD candidate)]</w:t>
+        <w:t>]</w:t>
       </w:r>
     </w:p>
     <w:p>
@@ -1193,6 +1318,7 @@
           <w:szCs w:val="22"/>
           <w:lang w:val="en-GB"/>
         </w:rPr>
+        <w:lastRenderedPageBreak/>
         <w:t>“Shifting Gears? The Impact of Austria’s Transport Policy Mix on CO2 Emissions from Passenger Cars” [</w:t>
       </w:r>
       <w:r>
@@ -1262,7 +1388,6 @@
           <w:szCs w:val="22"/>
           <w:lang w:val="en-GB"/>
         </w:rPr>
-        <w:lastRenderedPageBreak/>
         <w:t>“</w:t>
       </w:r>
       <w:r>
@@ -1338,6 +1463,14 @@
           <w:lang w:val="en-GB"/>
         </w:rPr>
         <w:t xml:space="preserve"> and Hans Manner</w:t>
+      </w:r>
+      <w:r>
+        <w:rPr>
+          <w:sz w:val="22"/>
+          <w:szCs w:val="22"/>
+          <w:lang w:val="en-GB"/>
+        </w:rPr>
+        <w:t>]</w:t>
       </w:r>
     </w:p>
     <w:p>
@@ -1631,51 +1764,67 @@
           <w:lang w:val="en-GB"/>
         </w:rPr>
         <w:tab/>
-        <w:t xml:space="preserve">European Economics Association (EEA), Dublin, IR; </w:t>
-      </w:r>
-      <w:proofErr w:type="spellStart"/>
-      <w:r>
-        <w:rPr>
-          <w:i/>
-          <w:iCs/>
-          <w:sz w:val="22"/>
-          <w:szCs w:val="22"/>
-          <w:lang w:val="en-GB"/>
-        </w:rPr>
-        <w:t>Economicetric</w:t>
-      </w:r>
-      <w:proofErr w:type="spellEnd"/>
-      <w:r>
-        <w:rPr>
-          <w:i/>
-          <w:iCs/>
-          <w:sz w:val="22"/>
-          <w:szCs w:val="22"/>
-          <w:lang w:val="en-GB"/>
-        </w:rPr>
-        <w:t xml:space="preserve"> Models of Climate Change (EMCC), </w:t>
-      </w:r>
-      <w:proofErr w:type="spellStart"/>
-      <w:r>
-        <w:rPr>
-          <w:i/>
-          <w:iCs/>
-          <w:sz w:val="22"/>
-          <w:szCs w:val="22"/>
-          <w:lang w:val="en-GB"/>
-        </w:rPr>
-        <w:t>Aalburg</w:t>
-      </w:r>
-      <w:proofErr w:type="spellEnd"/>
-      <w:r>
-        <w:rPr>
-          <w:i/>
-          <w:iCs/>
-          <w:sz w:val="22"/>
-          <w:szCs w:val="22"/>
-          <w:lang w:val="en-GB"/>
-        </w:rPr>
-        <w:t>, DK</w:t>
+        <w:t>European Economic Association (EEA), Dublin, I</w:t>
+      </w:r>
+      <w:r>
+        <w:rPr>
+          <w:i/>
+          <w:iCs/>
+          <w:sz w:val="22"/>
+          <w:szCs w:val="22"/>
+          <w:lang w:val="en-GB"/>
+        </w:rPr>
+        <w:t>E</w:t>
+      </w:r>
+      <w:r>
+        <w:rPr>
+          <w:i/>
+          <w:iCs/>
+          <w:sz w:val="22"/>
+          <w:szCs w:val="22"/>
+          <w:lang w:val="en-GB"/>
+        </w:rPr>
+        <w:t xml:space="preserve">; </w:t>
+      </w:r>
+      <w:r>
+        <w:rPr>
+          <w:i/>
+          <w:iCs/>
+          <w:sz w:val="22"/>
+          <w:szCs w:val="22"/>
+          <w:lang w:val="en-GB"/>
+        </w:rPr>
+        <w:t>Econometric</w:t>
+      </w:r>
+      <w:r>
+        <w:rPr>
+          <w:i/>
+          <w:iCs/>
+          <w:sz w:val="22"/>
+          <w:szCs w:val="22"/>
+          <w:lang w:val="en-GB"/>
+        </w:rPr>
+        <w:t xml:space="preserve"> Models of Climate Change (EMCC), Aalb</w:t>
+      </w:r>
+      <w:r>
+        <w:rPr>
+          <w:i/>
+          <w:iCs/>
+          <w:sz w:val="22"/>
+          <w:szCs w:val="22"/>
+          <w:lang w:val="en-GB"/>
+        </w:rPr>
+        <w:t>o</w:t>
+      </w:r>
+      <w:r>
+        <w:rPr>
+          <w:i/>
+          <w:iCs/>
+          <w:sz w:val="22"/>
+          <w:szCs w:val="22"/>
+          <w:lang w:val="en-GB"/>
+        </w:rPr>
+        <w:t>rg, DK</w:t>
       </w:r>
       <w:r>
         <w:rPr>
@@ -1876,7 +2025,7 @@
           <w:szCs w:val="22"/>
           <w:lang w:val="en-GB"/>
         </w:rPr>
-        <w:t>French Association of Environmental and Resources Economists (FAERE)</w:t>
+        <w:t>French Association of Environmental and Resource Economists (FAERE)</w:t>
       </w:r>
       <w:r>
         <w:rPr>
@@ -2179,29 +2328,27 @@
           <w:szCs w:val="22"/>
           <w:lang w:val="en-US"/>
         </w:rPr>
-        <w:t xml:space="preserve">International Conference on Economic Modeling and Data </w:t>
-      </w:r>
-      <w:proofErr w:type="spellStart"/>
-      <w:r>
-        <w:rPr>
-          <w:i/>
-          <w:iCs/>
-          <w:sz w:val="22"/>
-          <w:szCs w:val="22"/>
-          <w:lang w:val="en-US"/>
-        </w:rPr>
-        <w:t>Sciene</w:t>
-      </w:r>
-      <w:proofErr w:type="spellEnd"/>
-      <w:r>
-        <w:rPr>
-          <w:i/>
-          <w:iCs/>
-          <w:sz w:val="22"/>
-          <w:szCs w:val="22"/>
-          <w:lang w:val="en-US"/>
-        </w:rPr>
-        <w:t xml:space="preserve"> (</w:t>
+        <w:t>International Conference on Economic Modeling and Data Scien</w:t>
+      </w:r>
+      <w:r>
+        <w:rPr>
+          <w:i/>
+          <w:iCs/>
+          <w:sz w:val="22"/>
+          <w:szCs w:val="22"/>
+          <w:lang w:val="en-US"/>
+        </w:rPr>
+        <w:t>c</w:t>
+      </w:r>
+      <w:r>
+        <w:rPr>
+          <w:i/>
+          <w:iCs/>
+          <w:sz w:val="22"/>
+          <w:szCs w:val="22"/>
+          <w:lang w:val="en-US"/>
+        </w:rPr>
+        <w:t>e (</w:t>
       </w:r>
       <w:proofErr w:type="spellStart"/>
       <w:r>
@@ -2354,7 +2501,27 @@
           <w:szCs w:val="22"/>
           <w:lang w:val="en-US"/>
         </w:rPr>
-        <w:t>Ressourenökonomie</w:t>
+        <w:t>Ressour</w:t>
+      </w:r>
+      <w:r>
+        <w:rPr>
+          <w:i/>
+          <w:iCs/>
+          <w:sz w:val="22"/>
+          <w:szCs w:val="22"/>
+          <w:lang w:val="en-US"/>
+        </w:rPr>
+        <w:t>c</w:t>
+      </w:r>
+      <w:r>
+        <w:rPr>
+          <w:i/>
+          <w:iCs/>
+          <w:sz w:val="22"/>
+          <w:szCs w:val="22"/>
+          <w:lang w:val="en-US"/>
+        </w:rPr>
+        <w:t>enökonomie</w:t>
       </w:r>
       <w:proofErr w:type="spellEnd"/>
       <w:r>
@@ -2503,6 +2670,7 @@
           <w:szCs w:val="22"/>
           <w:lang w:val="en-US"/>
         </w:rPr>
+        <w:lastRenderedPageBreak/>
         <w:t>Klagenfurt-Bielefeld Summer School</w:t>
       </w:r>
       <w:r>
@@ -2564,7 +2732,6 @@
           <w:b/>
           <w:lang w:val="en-GB"/>
         </w:rPr>
-        <w:lastRenderedPageBreak/>
         <w:t>Teaching Experience</w:t>
       </w:r>
     </w:p>
@@ -3103,20 +3270,28 @@
           <w:szCs w:val="22"/>
           <w:lang w:val="en-US"/>
         </w:rPr>
-        <w:t xml:space="preserve">Conference </w:t>
-      </w:r>
-      <w:proofErr w:type="spellStart"/>
-      <w:r>
-        <w:rPr>
-          <w:i/>
-          <w:iCs/>
-          <w:sz w:val="22"/>
-          <w:szCs w:val="22"/>
-          <w:lang w:val="en-US"/>
-        </w:rPr>
-        <w:t>Organisation</w:t>
-      </w:r>
-      <w:proofErr w:type="spellEnd"/>
+        <w:t>Conference Organi</w:t>
+      </w:r>
+      <w:r>
+        <w:rPr>
+          <w:i/>
+          <w:iCs/>
+          <w:sz w:val="22"/>
+          <w:szCs w:val="22"/>
+          <w:lang w:val="en-US"/>
+        </w:rPr>
+        <w:t>z</w:t>
+      </w:r>
+      <w:r>
+        <w:rPr>
+          <w:i/>
+          <w:iCs/>
+          <w:sz w:val="22"/>
+          <w:szCs w:val="22"/>
+          <w:lang w:val="en-US"/>
+        </w:rPr>
+        <w:t>ation</w:t>
+      </w:r>
       <w:r>
         <w:rPr>
           <w:sz w:val="22"/>
@@ -3288,7 +3463,7 @@
           <w:szCs w:val="22"/>
           <w:lang w:val="en-US"/>
         </w:rPr>
-        <w:t>Sachhintha</w:t>
+        <w:t>Sachintha</w:t>
       </w:r>
       <w:proofErr w:type="spellEnd"/>
       <w:r>
@@ -3447,7 +3622,39 @@
           <w:szCs w:val="22"/>
           <w:lang w:val="en-GB"/>
         </w:rPr>
-        <w:t>2019&amp;2018</w:t>
+        <w:t>2019</w:t>
+      </w:r>
+      <w:r>
+        <w:rPr>
+          <w:sz w:val="22"/>
+          <w:szCs w:val="22"/>
+          <w:lang w:val="en-GB"/>
+        </w:rPr>
+        <w:t xml:space="preserve"> </w:t>
+      </w:r>
+      <w:r>
+        <w:rPr>
+          <w:sz w:val="22"/>
+          <w:szCs w:val="22"/>
+          <w:lang w:val="en-GB"/>
+        </w:rPr>
+        <w:t>&amp;</w:t>
+      </w:r>
+      <w:r>
+        <w:rPr>
+          <w:sz w:val="22"/>
+          <w:szCs w:val="22"/>
+          <w:lang w:val="en-GB"/>
+        </w:rPr>
+        <w:t xml:space="preserve"> </w:t>
+      </w:r>
+      <w:r>
+        <w:rPr>
+          <w:sz w:val="22"/>
+          <w:szCs w:val="22"/>
+          <w:lang w:val="en-GB"/>
+        </w:rPr>
+        <w:t>2018</w:t>
       </w:r>
       <w:r>
         <w:rPr>
@@ -3560,16 +3767,14 @@
         </w:rPr>
         <w:t xml:space="preserve">Energy Economics, </w:t>
       </w:r>
-      <w:proofErr w:type="spellStart"/>
-      <w:r>
-        <w:rPr>
-          <w:sz w:val="22"/>
-          <w:szCs w:val="22"/>
-          <w:lang w:val="en-US"/>
-        </w:rPr>
-        <w:t>Empricial</w:t>
-      </w:r>
-      <w:proofErr w:type="spellEnd"/>
+      <w:r>
+        <w:rPr>
+          <w:sz w:val="22"/>
+          <w:szCs w:val="22"/>
+          <w:lang w:val="en-US"/>
+        </w:rPr>
+        <w:t>Empirical</w:t>
+      </w:r>
       <w:r>
         <w:rPr>
           <w:sz w:val="22"/>
@@ -3577,6 +3782,14 @@
           <w:lang w:val="en-US"/>
         </w:rPr>
         <w:t xml:space="preserve"> Economics</w:t>
+      </w:r>
+      <w:r>
+        <w:rPr>
+          <w:sz w:val="22"/>
+          <w:szCs w:val="22"/>
+          <w:lang w:val="en-US"/>
+        </w:rPr>
+        <w:t>, Research in Transportation Economics</w:t>
       </w:r>
     </w:p>
     <w:p>
@@ -3625,6 +3838,54 @@
         <w:tabs>
           <w:tab w:val="left" w:pos="2410"/>
         </w:tabs>
+        <w:spacing w:line="276" w:lineRule="auto"/>
+        <w:rPr>
+          <w:sz w:val="22"/>
+          <w:szCs w:val="22"/>
+          <w:lang w:val="en-GB"/>
+        </w:rPr>
+      </w:pPr>
+      <w:r>
+        <w:rPr>
+          <w:sz w:val="22"/>
+          <w:szCs w:val="22"/>
+          <w:lang w:val="en-GB"/>
+        </w:rPr>
+        <w:t>2012-Present</w:t>
+      </w:r>
+      <w:r>
+        <w:rPr>
+          <w:sz w:val="22"/>
+          <w:szCs w:val="22"/>
+          <w:lang w:val="en-GB"/>
+        </w:rPr>
+        <w:tab/>
+      </w:r>
+      <w:r>
+        <w:rPr>
+          <w:bCs/>
+          <w:i/>
+          <w:iCs/>
+          <w:sz w:val="22"/>
+          <w:szCs w:val="22"/>
+          <w:lang w:val="en-GB"/>
+        </w:rPr>
+        <w:t>LEO Club Graz</w:t>
+      </w:r>
+      <w:r>
+        <w:rPr>
+          <w:sz w:val="22"/>
+          <w:szCs w:val="22"/>
+          <w:lang w:val="en-GB"/>
+        </w:rPr>
+        <w:t>, Service organization</w:t>
+      </w:r>
+    </w:p>
+    <w:p>
+      <w:pPr>
+        <w:tabs>
+          <w:tab w:val="left" w:pos="2410"/>
+        </w:tabs>
         <w:spacing w:after="120" w:line="276" w:lineRule="auto"/>
         <w:rPr>
           <w:sz w:val="22"/>
@@ -3665,54 +3926,6 @@
           <w:lang w:val="en-GB"/>
         </w:rPr>
         <w:t>, High-potential program</w:t>
-      </w:r>
-    </w:p>
-    <w:p>
-      <w:pPr>
-        <w:tabs>
-          <w:tab w:val="left" w:pos="2410"/>
-        </w:tabs>
-        <w:spacing w:line="276" w:lineRule="auto"/>
-        <w:rPr>
-          <w:sz w:val="22"/>
-          <w:szCs w:val="22"/>
-          <w:lang w:val="en-GB"/>
-        </w:rPr>
-      </w:pPr>
-      <w:r>
-        <w:rPr>
-          <w:sz w:val="22"/>
-          <w:szCs w:val="22"/>
-          <w:lang w:val="en-GB"/>
-        </w:rPr>
-        <w:t>2012-Present</w:t>
-      </w:r>
-      <w:r>
-        <w:rPr>
-          <w:sz w:val="22"/>
-          <w:szCs w:val="22"/>
-          <w:lang w:val="en-GB"/>
-        </w:rPr>
-        <w:tab/>
-      </w:r>
-      <w:r>
-        <w:rPr>
-          <w:bCs/>
-          <w:i/>
-          <w:iCs/>
-          <w:sz w:val="22"/>
-          <w:szCs w:val="22"/>
-          <w:lang w:val="en-GB"/>
-        </w:rPr>
-        <w:t>LEO Club Graz</w:t>
-      </w:r>
-      <w:r>
-        <w:rPr>
-          <w:sz w:val="22"/>
-          <w:szCs w:val="22"/>
-          <w:lang w:val="en-GB"/>
-        </w:rPr>
-        <w:t>, Service organization</w:t>
       </w:r>
     </w:p>
     <w:p>
@@ -3772,7 +3985,15 @@
           <w:szCs w:val="22"/>
           <w:lang w:val="en-US"/>
         </w:rPr>
-        <w:t>R, STATA</w:t>
+        <w:t xml:space="preserve">R, </w:t>
+      </w:r>
+      <w:r>
+        <w:rPr>
+          <w:sz w:val="22"/>
+          <w:szCs w:val="22"/>
+          <w:lang w:val="en-US"/>
+        </w:rPr>
+        <w:t>Stata</w:t>
       </w:r>
       <w:r>
         <w:rPr>
@@ -3790,20 +4011,6 @@
         </w:rPr>
         <w:t>Latex</w:t>
       </w:r>
-    </w:p>
-    <w:p>
-      <w:pPr>
-        <w:tabs>
-          <w:tab w:val="left" w:pos="2410"/>
-          <w:tab w:val="right" w:pos="9072"/>
-        </w:tabs>
-        <w:spacing w:line="276" w:lineRule="auto"/>
-        <w:rPr>
-          <w:sz w:val="22"/>
-          <w:szCs w:val="22"/>
-          <w:lang w:val="en-US"/>
-        </w:rPr>
-      </w:pPr>
     </w:p>
     <w:p>
       <w:pPr>
@@ -4271,7 +4478,28 @@
             <w:rStyle w:val="Hyperlink"/>
             <w:lang w:val="en-US"/>
           </w:rPr>
-          <w:t>karl.steininger@uni-graz</w:t>
+          <w:t>karl.steininge</w:t>
+        </w:r>
+        <w:r>
+          <w:rPr>
+            <w:rStyle w:val="Hyperlink"/>
+            <w:lang w:val="en-US"/>
+          </w:rPr>
+          <w:t>r</w:t>
+        </w:r>
+        <w:r>
+          <w:rPr>
+            <w:rStyle w:val="Hyperlink"/>
+            <w:lang w:val="en-US"/>
+          </w:rPr>
+          <w:t>@uni-graz</w:t>
+        </w:r>
+        <w:r>
+          <w:rPr>
+            <w:rStyle w:val="Hyperlink"/>
+            <w:lang w:val="en-US"/>
+          </w:rPr>
+          <w:t>.at</w:t>
         </w:r>
       </w:hyperlink>
     </w:p>
@@ -4301,7 +4529,7 @@
 </file>
 
 <file path=word/numbering.xml><?xml version="1.0" encoding="utf-8"?>
-<w:numbering xmlns:wpc="http://schemas.microsoft.com/office/word/2010/wordprocessingCanvas" xmlns:cx="http://schemas.microsoft.com/office/drawing/2014/chartex" xmlns:cx1="http://schemas.microsoft.com/office/drawing/2015/9/8/chartex" xmlns:cx2="http://schemas.microsoft.com/office/drawing/2015/10/21/chartex" xmlns:cx3="http://schemas.microsoft.com/office/drawing/2016/5/9/chartex" xmlns:cx4="http://schemas.microsoft.com/office/drawing/2016/5/10/chartex" xmlns:cx5="http://schemas.microsoft.com/office/drawing/2016/5/11/chartex" xmlns:cx6="http://schemas.microsoft.com/office/drawing/2016/5/12/chartex" xmlns:cx7="http://schemas.microsoft.com/office/drawing/2016/5/13/chartex" xmlns:cx8="http://schemas.microsoft.com/office/drawing/2016/5/14/chartex" xmlns:mc="http://schemas.openxmlformats.org/markup-compatibility/2006" xmlns:aink="http://schemas.microsoft.com/office/drawing/2016/ink" xmlns:am3d="http://schemas.microsoft.com/office/drawing/2017/model3d" xmlns:o="urn:schemas-microsoft-com:office:office" xmlns:oel="http://schemas.microsoft.com/office/2019/extlst" xmlns:r="http://schemas.openxmlformats.org/officeDocument/2006/relationships" xmlns:m="http://schemas.openxmlformats.org/officeDocument/2006/math" xmlns:v="urn:schemas-microsoft-com:vml" xmlns:wp14="http://schemas.microsoft.com/office/word/2010/wordprocessingDrawing" xmlns:wp="http://schemas.openxmlformats.org/drawingml/2006/wordprocessingDrawing" xmlns:w10="urn:schemas-microsoft-com:office:word" xmlns:w="http://schemas.openxmlformats.org/wordprocessingml/2006/main" xmlns:w14="http://schemas.microsoft.com/office/word/2010/wordml" xmlns:w15="http://schemas.microsoft.com/office/word/2012/wordml" xmlns:w16cex="http://schemas.microsoft.com/office/word/2018/wordml/cex" xmlns:w16cid="http://schemas.microsoft.com/office/word/2016/wordml/cid" xmlns:w16="http://schemas.microsoft.com/office/word/2018/wordml" xmlns:w16du="http://schemas.microsoft.com/office/word/2023/wordml/word16du" xmlns:w16sdtdh="http://schemas.microsoft.com/office/word/2020/wordml/sdtdatahash" xmlns:w16sdtfl="http://schemas.microsoft.com/office/word/2024/wordml/sdtformatlock" xmlns:w16se="http://schemas.microsoft.com/office/word/2015/wordml/symex" xmlns:wpg="http://schemas.microsoft.com/office/word/2010/wordprocessingGroup" xmlns:wpi="http://schemas.microsoft.com/office/word/2010/wordprocessingInk" xmlns:wne="http://schemas.microsoft.com/office/word/2006/wordml" xmlns:wps="http://schemas.microsoft.com/office/word/2010/wordprocessingShape" mc:Ignorable="w14 w15 w16se w16cid w16 w16cex w16sdtdh w16sdtfl w16du wp14">
+<w:numbering xmlns:wpc="http://schemas.microsoft.com/office/word/2010/wordprocessingCanvas" xmlns:cx="http://schemas.microsoft.com/office/drawing/2014/chartex" xmlns:cx1="http://schemas.microsoft.com/office/drawing/2015/9/8/chartex" xmlns:cx2="http://schemas.microsoft.com/office/drawing/2015/10/21/chartex" xmlns:cx3="http://schemas.microsoft.com/office/drawing/2016/5/9/chartex" xmlns:cx4="http://schemas.microsoft.com/office/drawing/2016/5/10/chartex" xmlns:cx5="http://schemas.microsoft.com/office/drawing/2016/5/11/chartex" xmlns:cx6="http://schemas.microsoft.com/office/drawing/2016/5/12/chartex" xmlns:cx7="http://schemas.microsoft.com/office/drawing/2016/5/13/chartex" xmlns:cx8="http://schemas.microsoft.com/office/drawing/2016/5/14/chartex" xmlns:mc="http://schemas.openxmlformats.org/markup-compatibility/2006" xmlns:m="http://schemas.openxmlformats.org/officeDocument/2006/math" xmlns:aink="http://schemas.microsoft.com/office/drawing/2016/ink" xmlns:am3d="http://schemas.microsoft.com/office/drawing/2017/model3d" xmlns:oel="http://schemas.microsoft.com/office/2019/extlst" xmlns:r="http://schemas.openxmlformats.org/officeDocument/2006/relationships" xmlns:wp14="http://schemas.microsoft.com/office/word/2010/wordprocessingDrawing" xmlns:wp="http://schemas.openxmlformats.org/drawingml/2006/wordprocessingDrawing" xmlns:wpg="http://schemas.microsoft.com/office/word/2010/wordprocessingGroup" xmlns:wpi="http://schemas.microsoft.com/office/word/2010/wordprocessingInk" xmlns:wps="http://schemas.microsoft.com/office/word/2010/wordprocessingShape" xmlns:o="urn:schemas-microsoft-com:office:office" xmlns:v="urn:schemas-microsoft-com:vml" xmlns:w10="urn:schemas-microsoft-com:office:word" xmlns:w="http://schemas.openxmlformats.org/wordprocessingml/2006/main" xmlns:w14="http://schemas.microsoft.com/office/word/2010/wordml" xmlns:w15="http://schemas.microsoft.com/office/word/2012/wordml" xmlns:w16cex="http://schemas.microsoft.com/office/word/2018/wordml/cex" xmlns:w16cid="http://schemas.microsoft.com/office/word/2016/wordml/cid" xmlns:w16="http://schemas.microsoft.com/office/word/2018/wordml" xmlns:w16sdtdh="http://schemas.microsoft.com/office/word/2020/wordml/sdtdatahash" xmlns:w16sdtfl="http://schemas.microsoft.com/office/word/2024/wordml/sdtformatlock" xmlns:w16se="http://schemas.microsoft.com/office/word/2015/wordml/symex" xmlns:w16du="http://schemas.microsoft.com/office/word/2023/wordml/word16du" xmlns:wne="http://schemas.microsoft.com/office/word/2006/wordml" mc:Ignorable="w14 w15 w16se w16cid w16 w16cex w16sdtdh w16sdtfl w16du wp14">
   <w:abstractNum w:abstractNumId="0" w15:restartNumberingAfterBreak="0">
     <w:nsid w:val="3BE45A4A"/>
     <w:multiLevelType w:val="hybridMultilevel"/>
@@ -4422,7 +4650,7 @@
 </file>
 
 <file path=word/styles.xml><?xml version="1.0" encoding="utf-8"?>
-<w:styles xmlns:mc="http://schemas.openxmlformats.org/markup-compatibility/2006" xmlns:r="http://schemas.openxmlformats.org/officeDocument/2006/relationships" xmlns:w="http://schemas.openxmlformats.org/wordprocessingml/2006/main" xmlns:w14="http://schemas.microsoft.com/office/word/2010/wordml" xmlns:w15="http://schemas.microsoft.com/office/word/2012/wordml" xmlns:w16cex="http://schemas.microsoft.com/office/word/2018/wordml/cex" xmlns:w16cid="http://schemas.microsoft.com/office/word/2016/wordml/cid" xmlns:w16="http://schemas.microsoft.com/office/word/2018/wordml" xmlns:w16du="http://schemas.microsoft.com/office/word/2023/wordml/word16du" xmlns:w16sdtdh="http://schemas.microsoft.com/office/word/2020/wordml/sdtdatahash" xmlns:w16sdtfl="http://schemas.microsoft.com/office/word/2024/wordml/sdtformatlock" xmlns:w16se="http://schemas.microsoft.com/office/word/2015/wordml/symex" mc:Ignorable="w14 w15 w16se w16cid w16 w16cex w16sdtdh w16sdtfl w16du">
+<w:styles xmlns:mc="http://schemas.openxmlformats.org/markup-compatibility/2006" xmlns:r="http://schemas.openxmlformats.org/officeDocument/2006/relationships" xmlns:w="http://schemas.openxmlformats.org/wordprocessingml/2006/main" xmlns:w14="http://schemas.microsoft.com/office/word/2010/wordml" xmlns:w15="http://schemas.microsoft.com/office/word/2012/wordml" xmlns:w16cex="http://schemas.microsoft.com/office/word/2018/wordml/cex" xmlns:w16cid="http://schemas.microsoft.com/office/word/2016/wordml/cid" xmlns:w16="http://schemas.microsoft.com/office/word/2018/wordml" xmlns:w16sdtdh="http://schemas.microsoft.com/office/word/2020/wordml/sdtdatahash" xmlns:w16sdtfl="http://schemas.microsoft.com/office/word/2024/wordml/sdtformatlock" xmlns:w16se="http://schemas.microsoft.com/office/word/2015/wordml/symex" xmlns:w16du="http://schemas.microsoft.com/office/word/2023/wordml/word16du" mc:Ignorable="w14 w15 w16se w16cid w16 w16cex w16sdtdh w16sdtfl w16du">
   <w:docDefaults>
     <w:rPrDefault>
       <w:rPr>
